--- a/тз.docx
+++ b/тз.docx
@@ -16,13 +16,8 @@
         <w:t>🎯</w:t>
       </w:r>
       <w:r>
-        <w:t xml:space="preserve"> </w:t>
-      </w:r>
-      <w:proofErr w:type="spellStart"/>
-      <w:r>
-        <w:t>Wordle</w:t>
-      </w:r>
-      <w:proofErr w:type="spellEnd"/>
+        <w:t xml:space="preserve"> Wordle</w:t>
+      </w:r>
     </w:p>
     <w:p>
       <w:pPr>
@@ -31,7 +26,7 @@
       </w:pPr>
       <w:r>
         <w:pict w14:anchorId="0C0621DD">
-          <v:rect id="_x0000_i1115" style="width:0;height:0" o:hralign="center" o:hrstd="t" o:hr="t" fillcolor="#a0a0a0" stroked="f"/>
+          <v:rect id="_x0000_i1025" style="width:0;height:0" o:hralign="center" o:hrstd="t" o:hr="t" fillcolor="#a0a0a0" stroked="f"/>
         </w:pict>
       </w:r>
     </w:p>
@@ -91,19 +86,11 @@
       <w:r>
         <w:t>.</w:t>
       </w:r>
-      <w:proofErr w:type="spellStart"/>
       <w:r>
         <w:rPr>
           <w:lang w:val="en-US"/>
         </w:rPr>
-        <w:t>db</w:t>
-      </w:r>
-      <w:proofErr w:type="spellEnd"/>
-      <w:r>
-        <w:rPr>
-          <w:lang w:val="en-US"/>
-        </w:rPr>
-        <w:t>)</w:t>
+        <w:t>db)</w:t>
       </w:r>
     </w:p>
     <w:p>
@@ -169,7 +156,7 @@
       </w:pPr>
       <w:r>
         <w:pict w14:anchorId="624DD906">
-          <v:rect id="_x0000_i1116" style="width:0;height:0" o:hralign="center" o:hrstd="t" o:hr="t" fillcolor="#a0a0a0" stroked="f"/>
+          <v:rect id="_x0000_i1026" style="width:0;height:0" o:hralign="center" o:hrstd="t" o:hr="t" fillcolor="#a0a0a0" stroked="f"/>
         </w:pict>
       </w:r>
     </w:p>
@@ -197,15 +184,7 @@
         <w:jc w:val="both"/>
       </w:pPr>
       <w:r>
-        <w:t>Поддержка пользовательских словарей в формате .</w:t>
-      </w:r>
-      <w:proofErr w:type="spellStart"/>
-      <w:r>
-        <w:t>txt</w:t>
-      </w:r>
-      <w:proofErr w:type="spellEnd"/>
-      <w:r>
-        <w:t>:</w:t>
+        <w:t>Поддержка пользовательских словарей в формате .txt:</w:t>
       </w:r>
     </w:p>
     <w:p>
@@ -254,7 +233,7 @@
       </w:pPr>
       <w:r>
         <w:pict w14:anchorId="5F8BAECB">
-          <v:rect id="_x0000_i1130" style="width:0;height:0" o:hralign="center" o:hrstd="t" o:hr="t" fillcolor="#a0a0a0" stroked="f"/>
+          <v:rect id="_x0000_i1027" style="width:0;height:0" o:hralign="center" o:hrstd="t" o:hr="t" fillcolor="#a0a0a0" stroked="f"/>
         </w:pict>
       </w:r>
     </w:p>
@@ -365,7 +344,7 @@
       </w:pPr>
       <w:r>
         <w:pict w14:anchorId="0CBD8601">
-          <v:rect id="_x0000_i1118" style="width:0;height:0" o:hralign="center" o:hrstd="t" o:hr="t" fillcolor="#a0a0a0" stroked="f"/>
+          <v:rect id="_x0000_i1028" style="width:0;height:0" o:hralign="center" o:hrstd="t" o:hr="t" fillcolor="#a0a0a0" stroked="f"/>
         </w:pict>
       </w:r>
     </w:p>
@@ -430,7 +409,7 @@
       </w:pPr>
       <w:r>
         <w:pict w14:anchorId="5DCA8930">
-          <v:rect id="_x0000_i1142" style="width:0;height:0" o:hralign="center" o:hrstd="t" o:hr="t" fillcolor="#a0a0a0" stroked="f"/>
+          <v:rect id="_x0000_i1029" style="width:0;height:0" o:hralign="center" o:hrstd="t" o:hr="t" fillcolor="#a0a0a0" stroked="f"/>
         </w:pict>
       </w:r>
     </w:p>
@@ -482,7 +461,7 @@
       <w:r>
         <w:lastRenderedPageBreak/>
         <w:pict w14:anchorId="3DFDD273">
-          <v:rect id="_x0000_i1146" style="width:0;height:0" o:hralign="center" o:hrstd="t" o:hr="t" fillcolor="#a0a0a0" stroked="f"/>
+          <v:rect id="_x0000_i1030" style="width:0;height:0" o:hralign="center" o:hrstd="t" o:hr="t" fillcolor="#a0a0a0" stroked="f"/>
         </w:pict>
       </w:r>
     </w:p>
@@ -562,15 +541,7 @@
         <w:jc w:val="both"/>
       </w:pPr>
       <w:r>
-        <w:t>Загрузить словарь — открытие диалога выбора .</w:t>
-      </w:r>
-      <w:proofErr w:type="spellStart"/>
-      <w:r>
-        <w:t>txt</w:t>
-      </w:r>
-      <w:proofErr w:type="spellEnd"/>
-      <w:r>
-        <w:t>-файла.</w:t>
+        <w:t>Загрузить словарь — открытие диалога выбора .txt-файла.</w:t>
       </w:r>
     </w:p>
     <w:p>
@@ -626,15 +597,7 @@
         <w:jc w:val="both"/>
       </w:pPr>
       <w:r>
-        <w:t xml:space="preserve">Диалог выбора файла: стандартный </w:t>
-      </w:r>
-      <w:proofErr w:type="spellStart"/>
-      <w:r>
-        <w:t>QFileDialog</w:t>
-      </w:r>
-      <w:proofErr w:type="spellEnd"/>
-      <w:r>
-        <w:t xml:space="preserve"> от PyQt6.</w:t>
+        <w:t>Диалог выбора файла: стандартный QFileDialog от PyQt6.</w:t>
       </w:r>
     </w:p>
     <w:p>
@@ -686,7 +649,13 @@
         <w:jc w:val="both"/>
       </w:pPr>
       <w:r>
-        <w:t>«Слово должно содержать ровно N букв»</w:t>
+        <w:t xml:space="preserve">«Слово должно содержать ровно </w:t>
+      </w:r>
+      <w:r>
+        <w:t>5</w:t>
+      </w:r>
+      <w:r>
+        <w:t xml:space="preserve"> букв»</w:t>
       </w:r>
     </w:p>
     <w:p>
@@ -3982,6 +3951,7 @@
   <w:style w:type="character" w:default="1" w:styleId="a0">
     <w:name w:val="Default Paragraph Font"/>
     <w:uiPriority w:val="1"/>
+    <w:semiHidden/>
     <w:unhideWhenUsed/>
   </w:style>
   <w:style w:type="table" w:default="1" w:styleId="a1">
